--- a/projects/valuepickr-open-screen/docs/Neuland Laboratories.docx
+++ b/projects/valuepickr-open-screen/docs/Neuland Laboratories.docx
@@ -2994,6 +2994,187 @@
           <w:szCs w:val="18"/>
         </w:rPr>
         <w:t xml:space="preserve">This is independent research and analysis for informational purposes only, not personalized financial or investment advice. Past multi-bagger performance and forum/social sentiment are not indicators of future returns. Do your own due diligence before investing.</w:t>
+      </w:r>
+    </w:p>
+    <w:p/>
+    <w:p>
+      <w:r>
+        <w:rPr>
+          <w:b/>
+          <w:sz w:val="28"/>
+        </w:rPr>
+        <w:t>🔄 RESEARCH UPDATE - 2026-10-05</w:t>
+      </w:r>
+    </w:p>
+    <w:p>
+      <w:r>
+        <w:rPr>
+          <w:b/>
+        </w:rPr>
+        <w:t>📊 Key Metrics:</w:t>
+      </w:r>
+    </w:p>
+    <w:p>
+      <w:pPr>
+        <w:ind w:left="360"/>
+      </w:pPr>
+      <w:r>
+        <w:t xml:space="preserve">  • Company: Neuland Laboratories Limited</w:t>
+      </w:r>
+    </w:p>
+    <w:p>
+      <w:pPr>
+        <w:ind w:left="360"/>
+      </w:pPr>
+      <w:r>
+        <w:t xml:space="preserve">  • Conviction: Not rated</w:t>
+      </w:r>
+    </w:p>
+    <w:p>
+      <w:pPr>
+        <w:ind w:left="360"/>
+      </w:pPr>
+      <w:r>
+        <w:t xml:space="preserve">  • Thesis: neither</w:t>
+      </w:r>
+    </w:p>
+    <w:p>
+      <w:pPr>
+        <w:ind w:left="360"/>
+      </w:pPr>
+      <w:r>
+        <w:t xml:space="preserve">  • 4-Box Score: 3.5</w:t>
+      </w:r>
+    </w:p>
+    <w:p>
+      <w:pPr>
+        <w:ind w:left="360"/>
+      </w:pPr>
+      <w:r>
+        <w:t xml:space="preserve">  • Research Date: 2026-09-08</w:t>
+      </w:r>
+    </w:p>
+    <w:p>
+      <w:pPr>
+        <w:ind w:left="360"/>
+      </w:pPr>
+      <w:r>
+        <w:t xml:space="preserve">  • Red Flag: None</w:t>
+      </w:r>
+    </w:p>
+    <w:p/>
+    <w:p>
+      <w:r>
+        <w:rPr>
+          <w:b/>
+        </w:rPr>
+        <w:t>📝 Verdict:</w:t>
+      </w:r>
+    </w:p>
+    <w:p>
+      <w:pPr>
+        <w:ind w:left="360"/>
+      </w:pPr>
+      <w:r>
+        <w:t>Excellent business on a real inflection, but too big and too richly valued for the 10x-in-2-3-yr / 100x-in-10-yr bar — a high-quality compounder, not a max-returns candidate</w:t>
+      </w:r>
+    </w:p>
+    <w:p/>
+    <w:p>
+      <w:r>
+        <w:rPr>
+          <w:b/>
+        </w:rPr>
+        <w:t>📈 Bull Case:</w:t>
+      </w:r>
+    </w:p>
+    <w:p>
+      <w:pPr>
+        <w:ind w:left="360"/>
+      </w:pPr>
+      <w:r>
+        <w:t>Genuine structural inflection: Q1FY27 revenue +116% / PAT +962% / EBITDA 35.5% on the commercial CMS ramp, with Unit 3's new capacity only just commissioned (Aug 2025) — early innings of the ramp per management</w:t>
+      </w:r>
+    </w:p>
+    <w:p>
+      <w:pPr>
+        <w:ind w:left="360"/>
+      </w:pPr>
+      <w:r>
+        <w:t>Named management/structural regime change: new CEO Saharsh Davuluri (Apr 2026) explicitly driving a peptide-CDMO transformation with a committed four-phase commercial-peptide capacity build (0.5 KL -&gt; 6.37 KL and beyond); peptide CDMO economics quoted at Rs 250-350 Cr revenue per KL</w:t>
+      </w:r>
+    </w:p>
+    <w:p>
+      <w:pPr>
+        <w:ind w:left="360"/>
+      </w:pPr>
+      <w:r>
+        <w:t>Hard, compounding moat: complex-chemistry CDMO with USFDA-cleared plants, sole-supplier positions (Xanomeline), ~83% repeat revenue, 500+ customers/80+ countries, 'reliable partner for late-Phase-3 drugs' positioning</w:t>
+      </w:r>
+    </w:p>
+    <w:p>
+      <w:pPr>
+        <w:ind w:left="360"/>
+      </w:pPr>
+      <w:r>
+        <w:t>Multiple external tailwinds stacking: Biosecure Act / China+1 in CDMO, GLP-1 / peptide supply-chain demand (LIR Life Sciences transdermal-GLP-1 collaboration), Esperion Bempedoic Acid gaining a Level 1a EU guideline recommendation</w:t>
+      </w:r>
+    </w:p>
+    <w:p>
+      <w:pPr>
+        <w:ind w:left="360"/>
+      </w:pPr>
+      <w:r>
+        <w:t>Clean balance sheet and disciplined capital allocation: minimal debt, net cash, capex from internal accrual, CRISIL A+ stable, track record of sensible capacity-linked capex</w:t>
+      </w:r>
+    </w:p>
+    <w:p/>
+    <w:p>
+      <w:r>
+        <w:rPr>
+          <w:b/>
+        </w:rPr>
+        <w:t>📉 Bear Case:</w:t>
+      </w:r>
+    </w:p>
+    <w:p>
+      <w:pPr>
+        <w:ind w:left="360"/>
+      </w:pPr>
+      <w:r>
+        <w:t>Return-magnitude math, not business quality, is the problem: at ~Rs 25,000 Cr market cap a 10x in 2-3 years or 100x in 10 years is not on the table even on an optimistic peptide-CDMO scenario — this is a 3-5x-over-5-7-years compounder, which fails the open-screen thesis bar</w:t>
+      </w:r>
+    </w:p>
+    <w:p>
+      <w:pPr>
+        <w:ind w:left="360"/>
+      </w:pPr>
+      <w:r>
+        <w:t>Valuation already prices much of 'Neuland 2.0': ~40-50x on a Q1FY27-annualised run-rate and richer on trailing, so the re-rating leg is largely spent and returns now lean on earnings delivery</w:t>
+      </w:r>
+    </w:p>
+    <w:p>
+      <w:pPr>
+        <w:ind w:left="360"/>
+      </w:pPr>
+      <w:r>
+        <w:t>CDMO revenue is genuinely lumpy — FY24 milestone revenue did not repeat in FY25/FY26; a single big CMS molecule slipping or a customer de-prioritising can reset a year</w:t>
+      </w:r>
+    </w:p>
+    <w:p>
+      <w:pPr>
+        <w:ind w:left="360"/>
+      </w:pPr>
+      <w:r>
+        <w:t>Margin quality on the marquee CMS molecules (Bempedoic Acid especially) has been repeatedly questioned by the most rigorous posters — thin intermediate-to-API conversion economics and API being only ~2-3% of innovator drug spend cap the profit read-through from headline drug sales</w:t>
+      </w:r>
+    </w:p>
+    <w:p>
+      <w:pPr>
+        <w:ind w:left="360"/>
+      </w:pPr>
+      <w:r>
+        <w:t>Heavy forward capex commitment (Unit 3, R&amp;D centre Rs 189 Cr, Kakinada land Rs 126 Cr + a much larger implied project) will pressure near-term FCF and ROCE during the build</w:t>
       </w:r>
     </w:p>
     <w:sectPr>
